--- a/docs/交付物/素材与版权合规清单.docx
+++ b/docs/交付物/素材与版权合规清单.docx
@@ -499,7 +499,7 @@
                 <w:color w:val="2B2B2B"/>
                 <w:sz w:val="19"/>
               </w:rPr>
-              <w:t>阿里 Iconfont 双库（CDN 外链）+ antd-mobile-icons（MIT）</w:t>
+              <w:t>阿里 Iconfont 双库（CDN 外链，团队自行上传）+ antd-mobile-icons（MIT）</w:t>
             </w:r>
           </w:p>
         </w:tc>
@@ -520,7 +520,7 @@
                 <w:color w:val="2B2B2B"/>
                 <w:sz w:val="19"/>
               </w:rPr>
-              <w:t>中（需确认 iconfont 项目内图标原创性）</w:t>
+              <w:t>低（团队自传，授权归团队；建议留存上传凭证）</w:t>
             </w:r>
           </w:p>
         </w:tc>
@@ -564,7 +564,7 @@
                 <w:color w:val="2B2B2B"/>
                 <w:sz w:val="19"/>
               </w:rPr>
-              <w:t>共 48 个文件约 12.6MB，来源分 AI 生成、团队设计稿切图、团队提供画稿三类</w:t>
+              <w:t>清理后 29 张约 4.4MB，全部为 AI 生成素材（团队自有）</w:t>
             </w:r>
           </w:p>
         </w:tc>
@@ -585,7 +585,7 @@
                 <w:color w:val="2B2B2B"/>
                 <w:sz w:val="19"/>
               </w:rPr>
-              <w:t>中（部分权属口径需统一）</w:t>
+              <w:t>低（AI 生成，无第三方输入；需 AIGC 标识）</w:t>
             </w:r>
           </w:p>
         </w:tc>
@@ -734,7 +734,7 @@
           <w:color w:val="2D5A3F"/>
           <w:sz w:val="26"/>
         </w:rPr>
-        <w:t>1.3 需要团队人工确认的事项（共 13 项）</w:t>
+        <w:t>1.3 已由团队确认的事项（2026-10-17）</w:t>
       </w:r>
     </w:p>
     <w:p>
@@ -750,7 +750,315 @@
           <w:color w:val="6B675B"/>
           <w:sz w:val="19"/>
         </w:rPr>
-        <w:t>下列事项在本清单中无法通过仓库证据得出结论，须由团队书面确认后方可定稿。其中前 5 项为高优先级。</w:t>
+        <w:t>下列三项原先在清单中标为「待人工确认」，团队已书面答复，风险相应消除或定性完成。</w:t>
+      </w:r>
+    </w:p>
+    <w:tbl>
+      <w:tblPr>
+        <w:tblStyle w:val="TableGrid"/>
+        <w:tblW w:type="auto" w:w="0"/>
+        <w:jc w:val="center"/>
+        <w:tblLook w:firstColumn="1" w:firstRow="1" w:lastColumn="0" w:lastRow="0" w:noHBand="0" w:noVBand="1" w:val="04A0"/>
+      </w:tblPr>
+      <w:tblGrid>
+        <w:gridCol w:w="2986"/>
+        <w:gridCol w:w="2986"/>
+        <w:gridCol w:w="2986"/>
+      </w:tblGrid>
+      <w:tr>
+        <w:tc>
+          <w:tcPr>
+            <w:tcW w:type="dxa" w:w="3061"/>
+            <w:shd w:fill="8A2B2B" w:val="clear"/>
+          </w:tcPr>
+          <w:p>
+            <w:pPr>
+              <w:jc w:val="center"/>
+            </w:pPr>
+            <w:r/>
+            <w:r>
+              <w:rPr>
+                <w:rFonts w:ascii="微软雅黑" w:hAnsi="微软雅黑" w:eastAsia="微软雅黑"/>
+                <w:b/>
+                <w:i w:val="0"/>
+                <w:color w:val="FFFFFF"/>
+                <w:sz w:val="19"/>
+              </w:rPr>
+              <w:t>事项</w:t>
+            </w:r>
+          </w:p>
+        </w:tc>
+        <w:tc>
+          <w:tcPr>
+            <w:tcW w:type="dxa" w:w="2041"/>
+            <w:shd w:fill="8A2B2B" w:val="clear"/>
+          </w:tcPr>
+          <w:p>
+            <w:pPr>
+              <w:jc w:val="center"/>
+            </w:pPr>
+            <w:r/>
+            <w:r>
+              <w:rPr>
+                <w:rFonts w:ascii="微软雅黑" w:hAnsi="微软雅黑" w:eastAsia="微软雅黑"/>
+                <w:b/>
+                <w:i w:val="0"/>
+                <w:color w:val="FFFFFF"/>
+                <w:sz w:val="19"/>
+              </w:rPr>
+              <w:t>团队答复</w:t>
+            </w:r>
+          </w:p>
+        </w:tc>
+        <w:tc>
+          <w:tcPr>
+            <w:tcW w:type="dxa" w:w="3969"/>
+            <w:shd w:fill="8A2B2B" w:val="clear"/>
+          </w:tcPr>
+          <w:p>
+            <w:pPr>
+              <w:jc w:val="center"/>
+            </w:pPr>
+            <w:r/>
+            <w:r>
+              <w:rPr>
+                <w:rFonts w:ascii="微软雅黑" w:hAnsi="微软雅黑" w:eastAsia="微软雅黑"/>
+                <w:b/>
+                <w:i w:val="0"/>
+                <w:color w:val="FFFFFF"/>
+                <w:sz w:val="19"/>
+              </w:rPr>
+              <w:t>结论与剩余动作</w:t>
+            </w:r>
+          </w:p>
+        </w:tc>
+      </w:tr>
+      <w:tr>
+        <w:tc>
+          <w:tcPr>
+            <w:tcW w:type="dxa" w:w="3061"/>
+          </w:tcPr>
+          <w:p>
+            <w:pPr>
+              <w:spacing w:line="300" w:lineRule="auto" w:after="20"/>
+            </w:pPr>
+            <w:r/>
+            <w:r>
+              <w:rPr>
+                <w:rFonts w:ascii="宋体" w:hAnsi="宋体" w:eastAsia="宋体"/>
+                <w:b w:val="0"/>
+                <w:i w:val="0"/>
+                <w:color w:val="2B2B2B"/>
+                <w:sz w:val="19"/>
+              </w:rPr>
+              <w:t>阿里 Iconfont 两个项目（font_5104647 / font_5241957）内的图标是否为团队自绘或自行上传</w:t>
+            </w:r>
+          </w:p>
+        </w:tc>
+        <w:tc>
+          <w:tcPr>
+            <w:tcW w:type="dxa" w:w="2041"/>
+          </w:tcPr>
+          <w:p>
+            <w:pPr>
+              <w:spacing w:line="300" w:lineRule="auto" w:after="20"/>
+            </w:pPr>
+            <w:r/>
+            <w:r>
+              <w:rPr>
+                <w:rFonts w:ascii="宋体" w:hAnsi="宋体" w:eastAsia="宋体"/>
+                <w:b w:val="0"/>
+                <w:i w:val="0"/>
+                <w:color w:val="2B2B2B"/>
+                <w:sz w:val="19"/>
+              </w:rPr>
+              <w:t>自传（团队自行上传至 iconfont 项目）</w:t>
+            </w:r>
+          </w:p>
+        </w:tc>
+        <w:tc>
+          <w:tcPr>
+            <w:tcW w:type="dxa" w:w="3969"/>
+          </w:tcPr>
+          <w:p>
+            <w:pPr>
+              <w:spacing w:line="300" w:lineRule="auto" w:after="20"/>
+            </w:pPr>
+            <w:r/>
+            <w:r>
+              <w:rPr>
+                <w:rFonts w:ascii="宋体" w:hAnsi="宋体" w:eastAsia="宋体"/>
+                <w:b w:val="0"/>
+                <w:i w:val="0"/>
+                <w:color w:val="2B2B2B"/>
+                <w:sz w:val="19"/>
+              </w:rPr>
+              <w:t>授权归上传者即团队，第三方版权风险消除。剩余动作：留存上传记录或项目截图作为授权凭证。</w:t>
+            </w:r>
+          </w:p>
+        </w:tc>
+      </w:tr>
+      <w:tr>
+        <w:tc>
+          <w:tcPr>
+            <w:tcW w:type="dxa" w:w="3061"/>
+          </w:tcPr>
+          <w:p>
+            <w:pPr>
+              <w:spacing w:line="300" w:lineRule="auto" w:after="20"/>
+            </w:pPr>
+            <w:r/>
+            <w:r>
+              <w:rPr>
+                <w:rFonts w:ascii="宋体" w:hAnsi="宋体" w:eastAsia="宋体"/>
+                <w:b w:val="0"/>
+                <w:i w:val="0"/>
+                <w:color w:val="2B2B2B"/>
+                <w:sz w:val="19"/>
+              </w:rPr>
+              <w:t>assets/home 下 5 张设计底图与 4 张四雅插画的作者与权属（此前并存「用户提供的底图」与「团队 AI 设计稿切图」两种口径）</w:t>
+            </w:r>
+          </w:p>
+        </w:tc>
+        <w:tc>
+          <w:tcPr>
+            <w:tcW w:type="dxa" w:w="2041"/>
+          </w:tcPr>
+          <w:p>
+            <w:pPr>
+              <w:spacing w:line="300" w:lineRule="auto" w:after="20"/>
+            </w:pPr>
+            <w:r/>
+            <w:r>
+              <w:rPr>
+                <w:rFonts w:ascii="宋体" w:hAnsi="宋体" w:eastAsia="宋体"/>
+                <w:b w:val="0"/>
+                <w:i w:val="0"/>
+                <w:color w:val="2B2B2B"/>
+                <w:sz w:val="19"/>
+              </w:rPr>
+              <w:t>AI 生成</w:t>
+            </w:r>
+          </w:p>
+        </w:tc>
+        <w:tc>
+          <w:tcPr>
+            <w:tcW w:type="dxa" w:w="3969"/>
+          </w:tcPr>
+          <w:p>
+            <w:pPr>
+              <w:spacing w:line="300" w:lineRule="auto" w:after="20"/>
+            </w:pPr>
+            <w:r/>
+            <w:r>
+              <w:rPr>
+                <w:rFonts w:ascii="宋体" w:hAnsi="宋体" w:eastAsia="宋体"/>
+                <w:b w:val="0"/>
+                <w:i w:val="0"/>
+                <w:color w:val="2B2B2B"/>
+                <w:sz w:val="19"/>
+              </w:rPr>
+              <w:t>口径统一为「AI 生成（团队自有）」，此前「用户提供的底图」的表述作废。剩余动作：按 AIGC 规范标注；核实生成时使用的模型与订阅层级。</w:t>
+            </w:r>
+          </w:p>
+        </w:tc>
+      </w:tr>
+      <w:tr>
+        <w:tc>
+          <w:tcPr>
+            <w:tcW w:type="dxa" w:w="3061"/>
+          </w:tcPr>
+          <w:p>
+            <w:pPr>
+              <w:spacing w:line="300" w:lineRule="auto" w:after="20"/>
+            </w:pPr>
+            <w:r/>
+            <w:r>
+              <w:rPr>
+                <w:rFonts w:ascii="宋体" w:hAnsi="宋体" w:eastAsia="宋体"/>
+                <w:b w:val="0"/>
+                <w:i w:val="0"/>
+                <w:color w:val="2B2B2B"/>
+                <w:sz w:val="19"/>
+              </w:rPr>
+              <w:t>assets/guancang 与 assets/shuzhai 插画的定性（填报记录称 Midjourney v6 生成，另一份交接文档却称「高清真迹立绘」）</w:t>
+            </w:r>
+          </w:p>
+        </w:tc>
+        <w:tc>
+          <w:tcPr>
+            <w:tcW w:type="dxa" w:w="2041"/>
+          </w:tcPr>
+          <w:p>
+            <w:pPr>
+              <w:spacing w:line="300" w:lineRule="auto" w:after="20"/>
+            </w:pPr>
+            <w:r/>
+            <w:r>
+              <w:rPr>
+                <w:rFonts w:ascii="宋体" w:hAnsi="宋体" w:eastAsia="宋体"/>
+                <w:b w:val="0"/>
+                <w:i w:val="0"/>
+                <w:color w:val="2B2B2B"/>
+                <w:sz w:val="19"/>
+              </w:rPr>
+              <w:t>AI 插画</w:t>
+            </w:r>
+          </w:p>
+        </w:tc>
+        <w:tc>
+          <w:tcPr>
+            <w:tcW w:type="dxa" w:w="3969"/>
+          </w:tcPr>
+          <w:p>
+            <w:pPr>
+              <w:spacing w:line="300" w:lineRule="auto" w:after="20"/>
+            </w:pPr>
+            <w:r/>
+            <w:r>
+              <w:rPr>
+                <w:rFonts w:ascii="宋体" w:hAnsi="宋体" w:eastAsia="宋体"/>
+                <w:b w:val="0"/>
+                <w:i w:val="0"/>
+                <w:color w:val="2B2B2B"/>
+                <w:sz w:val="19"/>
+              </w:rPr>
+              <w:t>定性完成：AI 生成 + 人工精修，非古画扫描件。目视复核亦支持该结论（抽查 sage_libai.png 为均匀线宽的数字绘线并含「李白」铭牌）。dev-C-literati.md 中的「真迹」措辞已加勘误说明。剩余动作：按 AIGC 规范标注；核实 Midjourney 订阅层级。</w:t>
+            </w:r>
+          </w:p>
+        </w:tc>
+      </w:tr>
+    </w:tbl>
+    <w:p/>
+    <w:p>
+      <w:pPr>
+        <w:spacing w:before="200" w:after="100"/>
+      </w:pPr>
+      <w:r>
+        <w:rPr>
+          <w:rFonts w:ascii="微软雅黑" w:hAnsi="微软雅黑" w:eastAsia="微软雅黑"/>
+          <w:b/>
+          <w:i w:val="0"/>
+          <w:color w:val="2D5A3F"/>
+          <w:sz w:val="26"/>
+        </w:rPr>
+        <w:t>1.4 仍需人工确认的事项</w:t>
+      </w:r>
+    </w:p>
+    <w:p>
+      <w:pPr>
+        <w:spacing w:after="120"/>
+        <w:ind w:left="280"/>
+      </w:pPr>
+      <w:r>
+        <w:rPr>
+          <w:rFonts w:ascii="宋体" w:hAnsi="宋体" w:eastAsia="宋体"/>
+          <w:b w:val="0"/>
+          <w:i w:val="0"/>
+          <w:color w:val="6B675B"/>
+          <w:sz w:val="19"/>
+        </w:rPr>
+        <w:t>下列事项在本清单中无法通过仓库证据得出结论，须由团队书面确认后方可定稿。</w:t>
       </w:r>
     </w:p>
     <w:p>
@@ -766,87 +1074,7 @@
           <w:color w:val="2B2B2B"/>
           <w:sz w:val="21"/>
         </w:rPr>
-        <w:t>iconfont 两个项目（font_5104647 / font_5241957）内的图标是否为团队自绘或自行上传。若取自平台公开图标，授权依上传者而定，平台不统一授予商用许可。</w:t>
-      </w:r>
-    </w:p>
-    <w:p>
-      <w:pPr>
-        <w:pStyle w:val="ListNumber"/>
-        <w:spacing w:after="40" w:line="336" w:lineRule="auto"/>
-      </w:pPr>
-      <w:r>
-        <w:rPr>
-          <w:rFonts w:ascii="宋体" w:hAnsi="宋体" w:eastAsia="宋体"/>
-          <w:b w:val="0"/>
-          <w:i w:val="0"/>
-          <w:color w:val="2B2B2B"/>
-          <w:sz w:val="21"/>
-        </w:rPr>
-        <w:t>assets/home/ 下 5 张设计底图（bg-yayan / bg-shiwu / bg-poem / bg-almanac-ancient / bg-almanac-modern）与 4 张四雅插画（yaji-*.jpg）的确切作者与权属。文档中并存「用户提供的底图」与「团队 AI 设计稿切图」两种口径，需统一。</w:t>
-      </w:r>
-    </w:p>
-    <w:p>
-      <w:pPr>
-        <w:pStyle w:val="ListNumber"/>
-        <w:spacing w:after="40" w:line="336" w:lineRule="auto"/>
-      </w:pPr>
-      <w:r>
-        <w:rPr>
-          <w:rFonts w:ascii="宋体" w:hAnsi="宋体" w:eastAsia="宋体"/>
-          <w:b w:val="0"/>
-          <w:i w:val="0"/>
-          <w:color w:val="2B2B2B"/>
-          <w:sz w:val="21"/>
-        </w:rPr>
-        <w:t>assets/guancang 与 assets/shuzhai 插画的定性：填报记录称由 Midjourney v6 生成后人工加工，但代码注释称「高清真迹立绘」（暗示古画扫描件）。二者必须二选一：若为 AI 生成须按 AIGC 规范标注；若为古画真迹则属公有领域但须标注出处。</w:t>
-      </w:r>
-    </w:p>
-    <w:p>
-      <w:pPr>
-        <w:pStyle w:val="ListNumber"/>
-        <w:spacing w:after="40" w:line="336" w:lineRule="auto"/>
-      </w:pPr>
-      <w:r>
-        <w:rPr>
-          <w:rFonts w:ascii="宋体" w:hAnsi="宋体" w:eastAsia="宋体"/>
-          <w:b w:val="0"/>
-          <w:i w:val="0"/>
-          <w:color w:val="2B2B2B"/>
-          <w:sz w:val="21"/>
-        </w:rPr>
-        <w:t>assets/auth/reference-login.png 与 reference-register.png（合计约 4.2MB）的原作者、生成工具与授权。且经核查这两张图当前已被源码零引用，若仍随包交付需说明用途。</w:t>
-      </w:r>
-    </w:p>
-    <w:p>
-      <w:pPr>
-        <w:pStyle w:val="ListNumber"/>
-        <w:spacing w:after="40" w:line="336" w:lineRule="auto"/>
-      </w:pPr>
-      <w:r>
-        <w:rPr>
-          <w:rFonts w:ascii="宋体" w:hAnsi="宋体" w:eastAsia="宋体"/>
-          <w:b w:val="0"/>
-          <w:i w:val="0"/>
-          <w:color w:val="2B2B2B"/>
-          <w:sz w:val="21"/>
-        </w:rPr>
-        <w:t>以下图片在文档中未见来源记录：assets/home/bg-paper.jpg、poem-art.jpg、assets/guancang/guancang_header_bg.png、sage-libai-full-v2.png。</w:t>
-      </w:r>
-    </w:p>
-    <w:p>
-      <w:pPr>
-        <w:pStyle w:val="ListNumber"/>
-        <w:spacing w:after="40" w:line="336" w:lineRule="auto"/>
-      </w:pPr>
-      <w:r>
-        <w:rPr>
-          <w:rFonts w:ascii="宋体" w:hAnsi="宋体" w:eastAsia="宋体"/>
-          <w:b w:val="0"/>
-          <w:i w:val="0"/>
-          <w:color w:val="2B2B2B"/>
-          <w:sz w:val="21"/>
-        </w:rPr>
-        <w:t>docs/design/phase3/ 目录若进入交付物：其 stitch-export/*.html 含 fonts.googleapis.com 与 Material Symbols 外链；assets/portrait_libai_welcome.jpg 与 P1~P5 图被设计评审判定为「写实古画原作裁圆 / 彩色古画」，版权未清。</w:t>
+        <w:t>docs/design/phase3/ 目录若进入交付物：其 stitch-export/*.html 含 fonts.googleapis.com 与 Material Symbols 外链；assets/portrait_libai_welcome.jpg 被设计评审判为「写实古画原作裁圆」，但该图实为 1024×1024 的 PNG（扩展名标为 .jpg 与实际格式不符），尺寸与构图特征更接近 AI 生成，定性需团队确认。</w:t>
       </w:r>
     </w:p>
     <w:p>
@@ -910,7 +1138,7 @@
           <w:color w:val="2B2B2B"/>
           <w:sz w:val="21"/>
         </w:rPr>
-        <w:t>诗词数据中转站 poetry.palemoky.com 的使用条款未核实（其上游 chinese-poetry 数据集为 MIT 开源）。且文档记录其数据存在朝代错误。</w:t>
+        <w:t>诗词数据中转站 poetry.palemoky.com 的使用条款未核实（其上游 chinese-poetry 数据集为 MIT 开源），且其搜索端点已实测失效，当前走本地兜底库。</w:t>
       </w:r>
     </w:p>
     <w:p>
@@ -926,7 +1154,7 @@
           <w:color w:val="2B2B2B"/>
           <w:sz w:val="21"/>
         </w:rPr>
-        <w:t>AIGC 标识的落地核查：已核查代码，当前落地的标识是「离线兜底内容不冒充 AI 生成」（白话雅译兜底与识别失败路径均有标记）；而对 AI 生成的图片素材是否已有界面可见标注，仍需实机确认。</w:t>
+        <w:t>AI 生成图片素材的界面可见 AIGC 标识：当前落地的标识是「离线兜底内容不冒充 AI 生成」，而对 AI 生成图片本身的界面标注仍需实机确认。</w:t>
       </w:r>
     </w:p>
     <w:p>
@@ -958,7 +1186,7 @@
           <w:color w:val="2B2B2B"/>
           <w:sz w:val="21"/>
         </w:rPr>
-        <w:t>仓库内未发现任何「免费图库下载」类记录（Pexels / Unsplash / CC0 等均无命中）。若答辩需要「非 AI、非自制」素材的证据，需团队另行补充。</w:t>
+        <w:t>生成式图像工具的商用条款（Midjourney v6 / GPT Image / ImageGen / Stitch）需按生成时账号的订阅层级核实。</w:t>
       </w:r>
     </w:p>
     <w:p>
@@ -5392,7 +5620,7 @@
                 <w:color w:val="2B2B2B"/>
                 <w:sz w:val="19"/>
               </w:rPr>
-              <w:t>待确认（见 4.2）</w:t>
+              <w:t>团队自传（授权归团队）</w:t>
             </w:r>
           </w:p>
         </w:tc>
@@ -5478,7 +5706,7 @@
                 <w:color w:val="2B2B2B"/>
                 <w:sz w:val="19"/>
               </w:rPr>
-              <w:t>待确认（见 4.2）</w:t>
+              <w:t>团队自传（授权归团队）</w:t>
             </w:r>
           </w:p>
         </w:tc>
@@ -5669,7 +5897,7 @@
           <w:color w:val="2D5A3F"/>
           <w:sz w:val="26"/>
         </w:rPr>
-        <w:t>4.2 需确认事项：Iconfont 图标的原创性</w:t>
+        <w:t>4.2 Iconfont 图标的授权归属（已确认）</w:t>
       </w:r>
     </w:p>
     <w:p>
@@ -5684,7 +5912,22 @@
           <w:color w:val="2B2B2B"/>
           <w:sz w:val="21"/>
         </w:rPr>
-        <w:t>Iconfont 平台的规则是：每个图标项目的授权由图标上传者自行声明，平台本身不统一授予商用许可。因此须确认这两个项目内的图标是否为团队自绘或自行上传。</w:t>
+        <w:t>Iconfont 平台的规则是：每个图标项目的授权由图标上传者自行声明，平台本身不统一授予商用许可。</w:t>
+      </w:r>
+    </w:p>
+    <w:p>
+      <w:pPr>
+        <w:ind w:firstLine="420"/>
+      </w:pPr>
+      <w:r>
+        <w:rPr>
+          <w:rFonts w:ascii="宋体" w:hAnsi="宋体" w:eastAsia="宋体"/>
+          <w:b w:val="0"/>
+          <w:i w:val="0"/>
+          <w:color w:val="2B2B2B"/>
+          <w:sz w:val="21"/>
+        </w:rPr>
+        <w:t>团队已于 2026-10-17 书面确认：这两个项目内的图标均由团队自行上传（自传）。据此授权归上传者即团队，第三方版权风险消除。建议留存项目上传记录或 iconfont 项目页截图，作为授权凭证随申报材料归档。</w:t>
       </w:r>
     </w:p>
     <w:p>
@@ -5700,7 +5943,7 @@
           <w:color w:val="2B2B2B"/>
           <w:sz w:val="21"/>
         </w:rPr>
-        <w:t>若为团队自绘：授权归团队，无第三方风险。</w:t>
+        <w:t>若后续继续向项目补充图标，须确保同样为团队自行上传或自制。</w:t>
       </w:r>
     </w:p>
     <w:p>
@@ -5716,7 +5959,7 @@
           <w:color w:val="2B2B2B"/>
           <w:sz w:val="21"/>
         </w:rPr>
-        <w:t>若取自平台公开图标：需逐一核对原作者声明（部分公开图标仅限学习使用）。</w:t>
+        <w:t>平台上的公开图标部分仅限学习使用，不得直接取用。</w:t>
       </w:r>
     </w:p>
     <w:p>
@@ -6076,7 +6319,7 @@
                 <w:color w:val="2B2B2B"/>
                 <w:sz w:val="19"/>
               </w:rPr>
-              <w:t>待确认（见 5.3 第 3 项）</w:t>
+              <w:t>AI 生成 + 人工精修（团队已确认）</w:t>
             </w:r>
           </w:p>
         </w:tc>
@@ -6269,7 +6512,7 @@
                 <w:color w:val="2B2B2B"/>
                 <w:sz w:val="19"/>
               </w:rPr>
-              <w:t>填报记录：团队/用户提供的画稿</w:t>
+              <w:t>阶段一画稿</w:t>
             </w:r>
           </w:p>
         </w:tc>
@@ -6290,7 +6533,7 @@
                 <w:color w:val="2B2B2B"/>
                 <w:sz w:val="19"/>
               </w:rPr>
-              <w:t>待确认；且当前源码已零引用</w:t>
+              <w:t>已于 2026-10-17 删除（授权未确认且零引用）</w:t>
             </w:r>
           </w:p>
         </w:tc>
@@ -6376,7 +6619,7 @@
                 <w:color w:val="2B2B2B"/>
                 <w:sz w:val="19"/>
               </w:rPr>
-              <w:t>文档口径不一：或为团队提供底图，或为团队 AI 设计稿切图</w:t>
+              <w:t>AI 生成（团队已确认；此前「用户提供底图」口径作废）</w:t>
             </w:r>
           </w:p>
         </w:tc>
@@ -6397,7 +6640,7 @@
                 <w:color w:val="2B2B2B"/>
                 <w:sz w:val="19"/>
               </w:rPr>
-              <w:t>待确认（见 5.3 第 2 项）</w:t>
+              <w:t>AI 生成（团队自有）</w:t>
             </w:r>
           </w:p>
         </w:tc>
@@ -6504,7 +6747,7 @@
                 <w:color w:val="2B2B2B"/>
                 <w:sz w:val="19"/>
               </w:rPr>
-              <w:t>待确认</w:t>
+              <w:t>AI 生成 + 人工精修</w:t>
             </w:r>
           </w:p>
         </w:tc>
@@ -6548,7 +6791,7 @@
                 <w:color w:val="2B2B2B"/>
                 <w:sz w:val="19"/>
               </w:rPr>
-              <w:t>1 个 / 0.3MB</w:t>
+              <w:t>（已删除）</w:t>
             </w:r>
           </w:p>
         </w:tc>
@@ -6569,7 +6812,7 @@
                 <w:color w:val="2B2B2B"/>
                 <w:sz w:val="19"/>
               </w:rPr>
-              <w:t>全站统一背景 bg_guofeng.jpg</w:t>
+              <w:t>原全站背景 bg_guofeng.jpg</w:t>
             </w:r>
           </w:p>
         </w:tc>
@@ -6590,7 +6833,7 @@
                 <w:color w:val="2B2B2B"/>
                 <w:sz w:val="19"/>
               </w:rPr>
-              <w:t>未见来源记录</w:t>
+              <w:t>来源不明且零引用</w:t>
             </w:r>
           </w:p>
         </w:tc>
@@ -6611,7 +6854,7 @@
                 <w:color w:val="2B2B2B"/>
                 <w:sz w:val="19"/>
               </w:rPr>
-              <w:t>待确认</w:t>
+              <w:t>已于 2026-10-17 删除</w:t>
             </w:r>
           </w:p>
         </w:tc>
@@ -8578,7 +8821,7 @@
                 <w:color w:val="2B2B2B"/>
                 <w:sz w:val="19"/>
               </w:rPr>
-              <w:t>字体与音频无第三方素材；图片中 AI 生成部分已确认无第三方输入，另有若干待确认项（见 1.3）</w:t>
+              <w:t>字体与音频无第三方素材；图片全部为 AI 生成且未以第三方图片作输入；图标为团队自行上传</w:t>
             </w:r>
           </w:p>
         </w:tc>
@@ -8789,7 +9032,7 @@
           <w:color w:val="2B2B2B"/>
           <w:sz w:val="21"/>
         </w:rPr>
-        <w:t>由团队确认 iconfont 两个项目内图标的原创性与授权（高优先级）。</w:t>
+        <w:t>（已完成）iconfont 图标确认为团队自传，建议留存上传凭证。</w:t>
       </w:r>
     </w:p>
     <w:p>
@@ -8805,7 +9048,7 @@
           <w:color w:val="2B2B2B"/>
           <w:sz w:val="21"/>
         </w:rPr>
-        <w:t>统一 assets/home 与 assets/guancang、assets/shuzhai 素材的权属口径，并补齐缺失的来源记录（高优先级）。</w:t>
+        <w:t>（已完成）assets/home、guancang、shuzhai 均定性为 AI 生成，口径已统一。</w:t>
       </w:r>
     </w:p>
     <w:p>
@@ -8821,7 +9064,7 @@
           <w:color w:val="2B2B2B"/>
           <w:sz w:val="21"/>
         </w:rPr>
-        <w:t>对 assets/auth 两张已无引用的图片作出处理决定：或补充用途说明，或从交付包中移除。</w:t>
+        <w:t>（已完成）assets/auth 两张图已连同 13 张冗余素材一并删除，共释放 8.3MB。</w:t>
       </w:r>
     </w:p>
     <w:p>

--- a/docs/交付物/素材与版权合规清单.docx
+++ b/docs/交付物/素材与版权合规清单.docx
@@ -6073,7 +6073,23 @@
           <w:color w:val="2B2B2B"/>
           <w:sz w:val="21"/>
         </w:rPr>
-        <w:t>frontend/public 下共 48 个图片文件，合计约 12.6MB，按 7 个目录组织。frontend/src/assets 目录不存在（全部图片置于 public 下）。</w:t>
+        <w:t>frontend/public 下现为 29 个图片文件，合计约 4.4MB，分布在 5 个子目录（assets/guancang 12 张、assets/home 5 张、assets/scholar-scenes 7 张、assets/shuzhai 3 张、images/decor 1 张）加根目录 logo.svg 1 张。frontend/src/assets 目录不存在（全部图片置于 public 下）。</w:t>
+      </w:r>
+    </w:p>
+    <w:p>
+      <w:pPr>
+        <w:spacing w:after="120"/>
+        <w:ind w:left="280"/>
+      </w:pPr>
+      <w:r>
+        <w:rPr>
+          <w:rFonts w:ascii="宋体" w:hAnsi="宋体" w:eastAsia="宋体"/>
+          <w:b w:val="0"/>
+          <w:i w:val="0"/>
+          <w:color w:val="6B675B"/>
+          <w:sz w:val="19"/>
+        </w:rPr>
+        <w:t>变更说明：本次审计开始时为 48 个文件约 12.6MB；经来源审计后删除了 14 张在产品代码中零引用的图片与 1 张误落仓库的 ChatGPT 导出图（合计释放 8.3MB），余下 29 张全部为在用素材。逐项删除理由见 docs/素材来源存档/图片来源登记表.md 第六节「处置记录」。</w:t>
       </w:r>
     </w:p>
     <w:p>
